--- a/lista3/RAPORT.docx
+++ b/lista3/RAPORT.docx
@@ -4,6 +4,9 @@
   <w:body>
     <w:sdt>
       <w:sdtPr>
+        <w:rPr>
+          <w:rFonts w:ascii="Times New Roman" w:hAnsi="Times New Roman" w:cs="Times New Roman"/>
+        </w:rPr>
         <w:id w:val="-1768455500"/>
         <w:docPartObj>
           <w:docPartGallery w:val="Cover Pages"/>
@@ -11,10 +14,22 @@
         </w:docPartObj>
       </w:sdtPr>
       <w:sdtContent>
-        <w:p/>
         <w:p>
+          <w:pPr>
+            <w:rPr>
+              <w:rFonts w:ascii="Times New Roman" w:hAnsi="Times New Roman" w:cs="Times New Roman"/>
+            </w:rPr>
+          </w:pPr>
+        </w:p>
+        <w:p>
+          <w:pPr>
+            <w:rPr>
+              <w:rFonts w:ascii="Times New Roman" w:hAnsi="Times New Roman" w:cs="Times New Roman"/>
+            </w:rPr>
+          </w:pPr>
           <w:r>
             <w:rPr>
+              <w:rFonts w:ascii="Times New Roman" w:hAnsi="Times New Roman" w:cs="Times New Roman"/>
               <w:noProof/>
             </w:rPr>
             <mc:AlternateContent>
@@ -362,6 +377,7 @@
           </w:r>
           <w:r>
             <w:rPr>
+              <w:rFonts w:ascii="Times New Roman" w:hAnsi="Times New Roman" w:cs="Times New Roman"/>
               <w:noProof/>
             </w:rPr>
             <mc:AlternateContent>
@@ -542,6 +558,9 @@
             </mc:AlternateContent>
           </w:r>
           <w:r>
+            <w:rPr>
+              <w:rFonts w:ascii="Times New Roman" w:hAnsi="Times New Roman" w:cs="Times New Roman"/>
+            </w:rPr>
             <w:br w:type="page"/>
           </w:r>
         </w:p>
@@ -550,35 +569,691 @@
     <w:p>
       <w:pPr>
         <w:pStyle w:val="Nagwek1"/>
-      </w:pPr>
-      <w:r>
+        <w:rPr>
+          <w:rFonts w:ascii="Times New Roman" w:hAnsi="Times New Roman" w:cs="Times New Roman"/>
+        </w:rPr>
+      </w:pPr>
+      <w:r>
+        <w:rPr>
+          <w:rFonts w:ascii="Times New Roman" w:hAnsi="Times New Roman" w:cs="Times New Roman"/>
+        </w:rPr>
         <w:lastRenderedPageBreak/>
         <w:t>Zadanie 1</w:t>
       </w:r>
     </w:p>
     <w:p>
       <w:pPr>
+        <w:pStyle w:val="Nagwek2"/>
+        <w:rPr>
+          <w:rFonts w:ascii="Times New Roman" w:hAnsi="Times New Roman" w:cs="Times New Roman"/>
+        </w:rPr>
+      </w:pPr>
+      <w:r>
+        <w:rPr>
+          <w:rFonts w:ascii="Times New Roman" w:hAnsi="Times New Roman" w:cs="Times New Roman"/>
+        </w:rPr>
+        <w:t>Rozwiązanie</w:t>
+      </w:r>
+    </w:p>
+    <w:p>
+      <w:pPr>
+        <w:rPr>
+          <w:rFonts w:ascii="Times New Roman" w:hAnsi="Times New Roman" w:cs="Times New Roman"/>
+        </w:rPr>
+      </w:pPr>
+      <w:proofErr w:type="spellStart"/>
+      <w:r>
+        <w:rPr>
+          <w:rFonts w:ascii="Times New Roman" w:hAnsi="Times New Roman" w:cs="Times New Roman"/>
+        </w:rPr>
+        <w:t>Domain.ddl</w:t>
+      </w:r>
+      <w:proofErr w:type="spellEnd"/>
+    </w:p>
+    <w:p>
+      <w:pPr>
+        <w:rPr>
+          <w:rFonts w:ascii="Times New Roman" w:hAnsi="Times New Roman" w:cs="Times New Roman"/>
+        </w:rPr>
+      </w:pPr>
+      <w:r>
+        <w:rPr>
+          <w:rFonts w:ascii="Times New Roman" w:hAnsi="Times New Roman" w:cs="Times New Roman"/>
+        </w:rPr>
+        <w:drawing>
+          <wp:inline distT="0" distB="0" distL="0" distR="0" wp14:anchorId="1A31DE04" wp14:editId="57544A9E">
+            <wp:extent cx="5760720" cy="4699635"/>
+            <wp:effectExtent l="0" t="0" r="0" b="5715"/>
+            <wp:docPr id="1496131904" name="Obraz 1"/>
+            <wp:cNvGraphicFramePr>
+              <a:graphicFrameLocks xmlns:a="http://schemas.openxmlformats.org/drawingml/2006/main" noChangeAspect="1"/>
+            </wp:cNvGraphicFramePr>
+            <a:graphic xmlns:a="http://schemas.openxmlformats.org/drawingml/2006/main">
+              <a:graphicData uri="http://schemas.openxmlformats.org/drawingml/2006/picture">
+                <pic:pic xmlns:pic="http://schemas.openxmlformats.org/drawingml/2006/picture">
+                  <pic:nvPicPr>
+                    <pic:cNvPr id="1496131904" name=""/>
+                    <pic:cNvPicPr/>
+                  </pic:nvPicPr>
+                  <pic:blipFill>
+                    <a:blip r:embed="rId7"/>
+                    <a:stretch>
+                      <a:fillRect/>
+                    </a:stretch>
+                  </pic:blipFill>
+                  <pic:spPr>
+                    <a:xfrm>
+                      <a:off x="0" y="0"/>
+                      <a:ext cx="5760720" cy="4699635"/>
+                    </a:xfrm>
+                    <a:prstGeom prst="rect">
+                      <a:avLst/>
+                    </a:prstGeom>
+                  </pic:spPr>
+                </pic:pic>
+              </a:graphicData>
+            </a:graphic>
+          </wp:inline>
+        </w:drawing>
+      </w:r>
+    </w:p>
+    <w:p>
+      <w:pPr>
+        <w:rPr>
+          <w:rFonts w:ascii="Times New Roman" w:hAnsi="Times New Roman" w:cs="Times New Roman"/>
+        </w:rPr>
+      </w:pPr>
+      <w:r>
+        <w:rPr>
+          <w:rFonts w:ascii="Times New Roman" w:hAnsi="Times New Roman" w:cs="Times New Roman"/>
+        </w:rPr>
+        <w:lastRenderedPageBreak/>
+        <w:drawing>
+          <wp:inline distT="0" distB="0" distL="0" distR="0" wp14:anchorId="2CAD1FDC" wp14:editId="09F4487B">
+            <wp:extent cx="5760720" cy="5685790"/>
+            <wp:effectExtent l="0" t="0" r="0" b="0"/>
+            <wp:docPr id="775206754" name="Obraz 1"/>
+            <wp:cNvGraphicFramePr>
+              <a:graphicFrameLocks xmlns:a="http://schemas.openxmlformats.org/drawingml/2006/main" noChangeAspect="1"/>
+            </wp:cNvGraphicFramePr>
+            <a:graphic xmlns:a="http://schemas.openxmlformats.org/drawingml/2006/main">
+              <a:graphicData uri="http://schemas.openxmlformats.org/drawingml/2006/picture">
+                <pic:pic xmlns:pic="http://schemas.openxmlformats.org/drawingml/2006/picture">
+                  <pic:nvPicPr>
+                    <pic:cNvPr id="775206754" name=""/>
+                    <pic:cNvPicPr/>
+                  </pic:nvPicPr>
+                  <pic:blipFill>
+                    <a:blip r:embed="rId8"/>
+                    <a:stretch>
+                      <a:fillRect/>
+                    </a:stretch>
+                  </pic:blipFill>
+                  <pic:spPr>
+                    <a:xfrm>
+                      <a:off x="0" y="0"/>
+                      <a:ext cx="5760720" cy="5685790"/>
+                    </a:xfrm>
+                    <a:prstGeom prst="rect">
+                      <a:avLst/>
+                    </a:prstGeom>
+                  </pic:spPr>
+                </pic:pic>
+              </a:graphicData>
+            </a:graphic>
+          </wp:inline>
+        </w:drawing>
+      </w:r>
+    </w:p>
+    <w:p>
+      <w:pPr>
+        <w:rPr>
+          <w:rFonts w:ascii="Times New Roman" w:hAnsi="Times New Roman" w:cs="Times New Roman"/>
+        </w:rPr>
+      </w:pPr>
+      <w:r>
+        <w:rPr>
+          <w:rFonts w:ascii="Times New Roman" w:hAnsi="Times New Roman" w:cs="Times New Roman"/>
+        </w:rPr>
+        <w:drawing>
+          <wp:inline distT="0" distB="0" distL="0" distR="0" wp14:anchorId="11A2EC31" wp14:editId="09849D08">
+            <wp:extent cx="5760720" cy="1725930"/>
+            <wp:effectExtent l="0" t="0" r="0" b="7620"/>
+            <wp:docPr id="1808615824" name="Obraz 1"/>
+            <wp:cNvGraphicFramePr>
+              <a:graphicFrameLocks xmlns:a="http://schemas.openxmlformats.org/drawingml/2006/main" noChangeAspect="1"/>
+            </wp:cNvGraphicFramePr>
+            <a:graphic xmlns:a="http://schemas.openxmlformats.org/drawingml/2006/main">
+              <a:graphicData uri="http://schemas.openxmlformats.org/drawingml/2006/picture">
+                <pic:pic xmlns:pic="http://schemas.openxmlformats.org/drawingml/2006/picture">
+                  <pic:nvPicPr>
+                    <pic:cNvPr id="1808615824" name=""/>
+                    <pic:cNvPicPr/>
+                  </pic:nvPicPr>
+                  <pic:blipFill>
+                    <a:blip r:embed="rId9"/>
+                    <a:stretch>
+                      <a:fillRect/>
+                    </a:stretch>
+                  </pic:blipFill>
+                  <pic:spPr>
+                    <a:xfrm>
+                      <a:off x="0" y="0"/>
+                      <a:ext cx="5760720" cy="1725930"/>
+                    </a:xfrm>
+                    <a:prstGeom prst="rect">
+                      <a:avLst/>
+                    </a:prstGeom>
+                  </pic:spPr>
+                </pic:pic>
+              </a:graphicData>
+            </a:graphic>
+          </wp:inline>
+        </w:drawing>
+      </w:r>
+    </w:p>
+    <w:p>
+      <w:pPr>
+        <w:rPr>
+          <w:rFonts w:ascii="Times New Roman" w:hAnsi="Times New Roman" w:cs="Times New Roman"/>
+        </w:rPr>
+      </w:pPr>
+    </w:p>
+    <w:p>
+      <w:pPr>
+        <w:rPr>
+          <w:rFonts w:ascii="Times New Roman" w:hAnsi="Times New Roman" w:cs="Times New Roman"/>
+        </w:rPr>
+      </w:pPr>
+    </w:p>
+    <w:p>
+      <w:pPr>
+        <w:rPr>
+          <w:rFonts w:ascii="Times New Roman" w:hAnsi="Times New Roman" w:cs="Times New Roman"/>
+        </w:rPr>
+      </w:pPr>
+    </w:p>
+    <w:p>
+      <w:pPr>
+        <w:rPr>
+          <w:rFonts w:ascii="Times New Roman" w:hAnsi="Times New Roman" w:cs="Times New Roman"/>
+        </w:rPr>
+      </w:pPr>
+    </w:p>
+    <w:p>
+      <w:pPr>
+        <w:rPr>
+          <w:rFonts w:ascii="Times New Roman" w:hAnsi="Times New Roman" w:cs="Times New Roman"/>
+        </w:rPr>
+      </w:pPr>
+      <w:proofErr w:type="spellStart"/>
+      <w:r>
+        <w:rPr>
+          <w:rFonts w:ascii="Times New Roman" w:hAnsi="Times New Roman" w:cs="Times New Roman"/>
+        </w:rPr>
+        <w:lastRenderedPageBreak/>
+        <w:t>Problem.pddl</w:t>
+      </w:r>
+      <w:proofErr w:type="spellEnd"/>
+    </w:p>
+    <w:p>
+      <w:pPr>
+        <w:rPr>
+          <w:rFonts w:ascii="Times New Roman" w:hAnsi="Times New Roman" w:cs="Times New Roman"/>
+        </w:rPr>
+      </w:pPr>
+      <w:r>
+        <w:rPr>
+          <w:rFonts w:ascii="Times New Roman" w:hAnsi="Times New Roman" w:cs="Times New Roman"/>
+        </w:rPr>
+        <w:drawing>
+          <wp:inline distT="0" distB="0" distL="0" distR="0" wp14:anchorId="64911048" wp14:editId="5E96F223">
+            <wp:extent cx="5760720" cy="6640195"/>
+            <wp:effectExtent l="0" t="0" r="0" b="8255"/>
+            <wp:docPr id="465652439" name="Obraz 1"/>
+            <wp:cNvGraphicFramePr>
+              <a:graphicFrameLocks xmlns:a="http://schemas.openxmlformats.org/drawingml/2006/main" noChangeAspect="1"/>
+            </wp:cNvGraphicFramePr>
+            <a:graphic xmlns:a="http://schemas.openxmlformats.org/drawingml/2006/main">
+              <a:graphicData uri="http://schemas.openxmlformats.org/drawingml/2006/picture">
+                <pic:pic xmlns:pic="http://schemas.openxmlformats.org/drawingml/2006/picture">
+                  <pic:nvPicPr>
+                    <pic:cNvPr id="465652439" name=""/>
+                    <pic:cNvPicPr/>
+                  </pic:nvPicPr>
+                  <pic:blipFill>
+                    <a:blip r:embed="rId10"/>
+                    <a:stretch>
+                      <a:fillRect/>
+                    </a:stretch>
+                  </pic:blipFill>
+                  <pic:spPr>
+                    <a:xfrm>
+                      <a:off x="0" y="0"/>
+                      <a:ext cx="5760720" cy="6640195"/>
+                    </a:xfrm>
+                    <a:prstGeom prst="rect">
+                      <a:avLst/>
+                    </a:prstGeom>
+                  </pic:spPr>
+                </pic:pic>
+              </a:graphicData>
+            </a:graphic>
+          </wp:inline>
+        </w:drawing>
+      </w:r>
+    </w:p>
+    <w:p>
+      <w:pPr>
+        <w:rPr>
+          <w:rFonts w:ascii="Times New Roman" w:hAnsi="Times New Roman" w:cs="Times New Roman"/>
+        </w:rPr>
+      </w:pPr>
+    </w:p>
+    <w:p>
+      <w:pPr>
+        <w:rPr>
+          <w:rFonts w:ascii="Times New Roman" w:hAnsi="Times New Roman" w:cs="Times New Roman"/>
+        </w:rPr>
+      </w:pPr>
+    </w:p>
+    <w:p>
+      <w:pPr>
+        <w:rPr>
+          <w:rFonts w:ascii="Times New Roman" w:hAnsi="Times New Roman" w:cs="Times New Roman"/>
+        </w:rPr>
+      </w:pPr>
+    </w:p>
+    <w:p>
+      <w:pPr>
+        <w:rPr>
+          <w:rFonts w:ascii="Times New Roman" w:hAnsi="Times New Roman" w:cs="Times New Roman"/>
+        </w:rPr>
+      </w:pPr>
+    </w:p>
+    <w:p>
+      <w:pPr>
+        <w:rPr>
+          <w:rFonts w:ascii="Times New Roman" w:hAnsi="Times New Roman" w:cs="Times New Roman"/>
+        </w:rPr>
+      </w:pPr>
+    </w:p>
+    <w:p>
+      <w:pPr>
+        <w:rPr>
+          <w:rFonts w:ascii="Times New Roman" w:hAnsi="Times New Roman" w:cs="Times New Roman"/>
+        </w:rPr>
+      </w:pPr>
+    </w:p>
+    <w:p>
+      <w:pPr>
+        <w:rPr>
+          <w:rFonts w:ascii="Times New Roman" w:hAnsi="Times New Roman" w:cs="Times New Roman"/>
+        </w:rPr>
+      </w:pPr>
+      <w:r>
+        <w:rPr>
+          <w:rFonts w:ascii="Times New Roman" w:hAnsi="Times New Roman" w:cs="Times New Roman"/>
+        </w:rPr>
+        <w:lastRenderedPageBreak/>
+        <w:t>Plan</w:t>
+      </w:r>
+    </w:p>
+    <w:p>
+      <w:pPr>
+        <w:rPr>
+          <w:rFonts w:ascii="Times New Roman" w:hAnsi="Times New Roman" w:cs="Times New Roman"/>
+        </w:rPr>
+      </w:pPr>
+      <w:r>
+        <w:rPr>
+          <w:rFonts w:ascii="Times New Roman" w:hAnsi="Times New Roman" w:cs="Times New Roman"/>
+        </w:rPr>
+        <w:drawing>
+          <wp:inline distT="0" distB="0" distL="0" distR="0" wp14:anchorId="1145C5D7" wp14:editId="3CC38127">
+            <wp:extent cx="5106113" cy="3400900"/>
+            <wp:effectExtent l="0" t="0" r="0" b="9525"/>
+            <wp:docPr id="1730155586" name="Obraz 1"/>
+            <wp:cNvGraphicFramePr>
+              <a:graphicFrameLocks xmlns:a="http://schemas.openxmlformats.org/drawingml/2006/main" noChangeAspect="1"/>
+            </wp:cNvGraphicFramePr>
+            <a:graphic xmlns:a="http://schemas.openxmlformats.org/drawingml/2006/main">
+              <a:graphicData uri="http://schemas.openxmlformats.org/drawingml/2006/picture">
+                <pic:pic xmlns:pic="http://schemas.openxmlformats.org/drawingml/2006/picture">
+                  <pic:nvPicPr>
+                    <pic:cNvPr id="1730155586" name=""/>
+                    <pic:cNvPicPr/>
+                  </pic:nvPicPr>
+                  <pic:blipFill>
+                    <a:blip r:embed="rId11"/>
+                    <a:stretch>
+                      <a:fillRect/>
+                    </a:stretch>
+                  </pic:blipFill>
+                  <pic:spPr>
+                    <a:xfrm>
+                      <a:off x="0" y="0"/>
+                      <a:ext cx="5106113" cy="3400900"/>
+                    </a:xfrm>
+                    <a:prstGeom prst="rect">
+                      <a:avLst/>
+                    </a:prstGeom>
+                  </pic:spPr>
+                </pic:pic>
+              </a:graphicData>
+            </a:graphic>
+          </wp:inline>
+        </w:drawing>
+      </w:r>
+    </w:p>
+    <w:p>
+      <w:pPr>
+        <w:pStyle w:val="Nagwek2"/>
+        <w:rPr>
+          <w:rFonts w:ascii="Times New Roman" w:hAnsi="Times New Roman" w:cs="Times New Roman"/>
+        </w:rPr>
+      </w:pPr>
+      <w:r>
+        <w:rPr>
+          <w:rFonts w:ascii="Times New Roman" w:hAnsi="Times New Roman" w:cs="Times New Roman"/>
+        </w:rPr>
+        <w:t>Opis problemu</w:t>
+      </w:r>
+    </w:p>
+    <w:p>
+      <w:pPr>
+        <w:rPr>
+          <w:rFonts w:ascii="Times New Roman" w:hAnsi="Times New Roman" w:cs="Times New Roman"/>
+        </w:rPr>
+      </w:pPr>
+      <w:r>
+        <w:rPr>
+          <w:rFonts w:ascii="Times New Roman" w:hAnsi="Times New Roman" w:cs="Times New Roman"/>
+        </w:rPr>
+        <w:t xml:space="preserve">System logistyczny opiera się na transporcie dwóch przesyłek (p1 i p2) pomiędzy trzema lokalizacjami: </w:t>
+      </w:r>
+      <w:proofErr w:type="spellStart"/>
+      <w:r>
+        <w:rPr>
+          <w:rFonts w:ascii="Times New Roman" w:hAnsi="Times New Roman" w:cs="Times New Roman"/>
+        </w:rPr>
+        <w:t>loc_A</w:t>
+      </w:r>
+      <w:proofErr w:type="spellEnd"/>
+      <w:r>
+        <w:rPr>
+          <w:rFonts w:ascii="Times New Roman" w:hAnsi="Times New Roman" w:cs="Times New Roman"/>
+        </w:rPr>
+        <w:t xml:space="preserve">, </w:t>
+      </w:r>
+      <w:proofErr w:type="spellStart"/>
+      <w:r>
+        <w:rPr>
+          <w:rFonts w:ascii="Times New Roman" w:hAnsi="Times New Roman" w:cs="Times New Roman"/>
+        </w:rPr>
+        <w:t>loc_B</w:t>
+      </w:r>
+      <w:proofErr w:type="spellEnd"/>
+      <w:r>
+        <w:rPr>
+          <w:rFonts w:ascii="Times New Roman" w:hAnsi="Times New Roman" w:cs="Times New Roman"/>
+        </w:rPr>
+        <w:t xml:space="preserve"> i </w:t>
+      </w:r>
+      <w:proofErr w:type="spellStart"/>
+      <w:r>
+        <w:rPr>
+          <w:rFonts w:ascii="Times New Roman" w:hAnsi="Times New Roman" w:cs="Times New Roman"/>
+        </w:rPr>
+        <w:t>loc_C</w:t>
+      </w:r>
+      <w:proofErr w:type="spellEnd"/>
+      <w:r>
+        <w:rPr>
+          <w:rFonts w:ascii="Times New Roman" w:hAnsi="Times New Roman" w:cs="Times New Roman"/>
+        </w:rPr>
+        <w:t xml:space="preserve">. Do realizacji zadań wyznaczono trzy typy jednostek transportowych: ciężarówkę (t1), samolot (a1) oraz statek (s1). Każdy pojazd charakteryzuje się odmiennymi parametrami fizycznymi </w:t>
+      </w:r>
+      <w:r>
+        <w:rPr>
+          <w:rFonts w:ascii="Times New Roman" w:hAnsi="Times New Roman" w:cs="Times New Roman"/>
+        </w:rPr>
+        <w:t>-</w:t>
+      </w:r>
+      <w:r>
+        <w:rPr>
+          <w:rFonts w:ascii="Times New Roman" w:hAnsi="Times New Roman" w:cs="Times New Roman"/>
+        </w:rPr>
+        <w:t xml:space="preserve"> prędkością oraz kosztem operacyjnym zależnym od dystansu. Statek jest najbardziej ekonomiczny (koszt 1x), ciężarówka generuje średnie koszty (2x), natomiast samolot jest najdroższy w eksploatacji (10x). Problem wymaga dostarczenia p1 do </w:t>
+      </w:r>
+      <w:proofErr w:type="spellStart"/>
+      <w:r>
+        <w:rPr>
+          <w:rFonts w:ascii="Times New Roman" w:hAnsi="Times New Roman" w:cs="Times New Roman"/>
+        </w:rPr>
+        <w:t>loc_C</w:t>
+      </w:r>
+      <w:proofErr w:type="spellEnd"/>
+      <w:r>
+        <w:rPr>
+          <w:rFonts w:ascii="Times New Roman" w:hAnsi="Times New Roman" w:cs="Times New Roman"/>
+        </w:rPr>
+        <w:t xml:space="preserve"> oraz p2 do </w:t>
+      </w:r>
+      <w:proofErr w:type="spellStart"/>
+      <w:r>
+        <w:rPr>
+          <w:rFonts w:ascii="Times New Roman" w:hAnsi="Times New Roman" w:cs="Times New Roman"/>
+        </w:rPr>
+        <w:t>loc_A</w:t>
+      </w:r>
+      <w:proofErr w:type="spellEnd"/>
+      <w:r>
+        <w:rPr>
+          <w:rFonts w:ascii="Times New Roman" w:hAnsi="Times New Roman" w:cs="Times New Roman"/>
+        </w:rPr>
+        <w:t xml:space="preserve"> przy jednoczesnej optymalizacji metryki łączącej czas trwania operacji z całkowitymi kosztami transportu w proporcji 50/50.</w:t>
+      </w:r>
+    </w:p>
+    <w:p>
+      <w:pPr>
+        <w:pStyle w:val="Nagwek2"/>
+        <w:rPr>
+          <w:rFonts w:ascii="Times New Roman" w:hAnsi="Times New Roman" w:cs="Times New Roman"/>
+        </w:rPr>
+      </w:pPr>
+      <w:r>
+        <w:rPr>
+          <w:rFonts w:ascii="Times New Roman" w:hAnsi="Times New Roman" w:cs="Times New Roman"/>
+        </w:rPr>
+        <w:t>Opis Planu</w:t>
+      </w:r>
+    </w:p>
+    <w:p>
+      <w:pPr>
+        <w:rPr>
+          <w:rFonts w:ascii="Times New Roman" w:hAnsi="Times New Roman" w:cs="Times New Roman"/>
+        </w:rPr>
+      </w:pPr>
+      <w:r>
+        <w:rPr>
+          <w:rFonts w:ascii="Times New Roman" w:hAnsi="Times New Roman" w:cs="Times New Roman"/>
+        </w:rPr>
+        <w:t xml:space="preserve">Proces rozpoczyna się od jednoczesnego załadowania p1 do ciężarówki w punkcie A oraz rejsu pustego statku s1 z punktu C do punktu B. Po dotarciu obu jednostek do </w:t>
+      </w:r>
+      <w:proofErr w:type="spellStart"/>
+      <w:r>
+        <w:rPr>
+          <w:rFonts w:ascii="Times New Roman" w:hAnsi="Times New Roman" w:cs="Times New Roman"/>
+        </w:rPr>
+        <w:t>loc_B</w:t>
+      </w:r>
+      <w:proofErr w:type="spellEnd"/>
+      <w:r>
+        <w:rPr>
+          <w:rFonts w:ascii="Times New Roman" w:hAnsi="Times New Roman" w:cs="Times New Roman"/>
+        </w:rPr>
+        <w:t xml:space="preserve">, następuje rozładunek p1 i załadunek p2 do ciężarówki. Następnie p1 trafia na statek, który płynie do celu końcowego w </w:t>
+      </w:r>
+      <w:proofErr w:type="spellStart"/>
+      <w:r>
+        <w:rPr>
+          <w:rFonts w:ascii="Times New Roman" w:hAnsi="Times New Roman" w:cs="Times New Roman"/>
+        </w:rPr>
+        <w:t>loc_C</w:t>
+      </w:r>
+      <w:proofErr w:type="spellEnd"/>
+      <w:r>
+        <w:rPr>
+          <w:rFonts w:ascii="Times New Roman" w:hAnsi="Times New Roman" w:cs="Times New Roman"/>
+        </w:rPr>
+        <w:t xml:space="preserve">, podczas gdy ciężarówka t1 wraca z drugą paczką do </w:t>
+      </w:r>
+      <w:proofErr w:type="spellStart"/>
+      <w:r>
+        <w:rPr>
+          <w:rFonts w:ascii="Times New Roman" w:hAnsi="Times New Roman" w:cs="Times New Roman"/>
+        </w:rPr>
+        <w:t>loc_A</w:t>
+      </w:r>
+      <w:proofErr w:type="spellEnd"/>
+      <w:r>
+        <w:rPr>
+          <w:rFonts w:ascii="Times New Roman" w:hAnsi="Times New Roman" w:cs="Times New Roman"/>
+        </w:rPr>
+        <w:t>.</w:t>
+      </w:r>
+    </w:p>
+    <w:p>
+      <w:pPr>
+        <w:pStyle w:val="Nagwek2"/>
+        <w:rPr>
+          <w:rFonts w:ascii="Times New Roman" w:hAnsi="Times New Roman" w:cs="Times New Roman"/>
+        </w:rPr>
+      </w:pPr>
+      <w:r>
+        <w:rPr>
+          <w:rFonts w:ascii="Times New Roman" w:hAnsi="Times New Roman" w:cs="Times New Roman"/>
+        </w:rPr>
+        <w:t>Analiza eksperymentów</w:t>
+      </w:r>
+    </w:p>
+    <w:p>
+      <w:pPr>
+        <w:rPr>
+          <w:rFonts w:ascii="Times New Roman" w:hAnsi="Times New Roman" w:cs="Times New Roman"/>
+        </w:rPr>
+      </w:pPr>
+      <w:r>
+        <w:rPr>
+          <w:rFonts w:ascii="Times New Roman" w:hAnsi="Times New Roman" w:cs="Times New Roman"/>
+        </w:rPr>
+        <w:t xml:space="preserve">Najistotniejszym wynikiem eksperymentu jest fakt całkowitego pominięcia transportu lotniczego, mimo że samolot a1 był dostępny w </w:t>
+      </w:r>
+      <w:proofErr w:type="spellStart"/>
+      <w:r>
+        <w:rPr>
+          <w:rFonts w:ascii="Times New Roman" w:hAnsi="Times New Roman" w:cs="Times New Roman"/>
+        </w:rPr>
+        <w:t>loc_B</w:t>
+      </w:r>
+      <w:proofErr w:type="spellEnd"/>
+      <w:r>
+        <w:rPr>
+          <w:rFonts w:ascii="Times New Roman" w:hAnsi="Times New Roman" w:cs="Times New Roman"/>
+        </w:rPr>
+        <w:t xml:space="preserve"> i oferował najwyższą prędkość przelotową (250). Decyzja ta wynika bezpośrednio ze zdefiniowanej funkcji kosztu </w:t>
+      </w:r>
+      <w:r>
+        <w:rPr>
+          <w:rFonts w:ascii="Times New Roman" w:hAnsi="Times New Roman" w:cs="Times New Roman"/>
+        </w:rPr>
+        <w:t>-</w:t>
+      </w:r>
+      <w:r>
+        <w:rPr>
+          <w:rFonts w:ascii="Times New Roman" w:hAnsi="Times New Roman" w:cs="Times New Roman"/>
+        </w:rPr>
+        <w:t xml:space="preserve"> użycie samolotu na trasie 500 km wygenerowałoby koszt rzędu 5000 jednostek, co przy obecnej metryce drastycznie obniżyłoby ocenę planu. </w:t>
+      </w:r>
+      <w:proofErr w:type="spellStart"/>
+      <w:r>
+        <w:rPr>
+          <w:rFonts w:ascii="Times New Roman" w:hAnsi="Times New Roman" w:cs="Times New Roman"/>
+        </w:rPr>
+        <w:t>Planer</w:t>
+      </w:r>
+      <w:proofErr w:type="spellEnd"/>
+      <w:r>
+        <w:rPr>
+          <w:rFonts w:ascii="Times New Roman" w:hAnsi="Times New Roman" w:cs="Times New Roman"/>
+        </w:rPr>
+        <w:t xml:space="preserve"> poprawnie zidentyfikował, że statek s1, choć znacznie wolniejszy, pozwala na dziesięciokrotną redukcję kosztów transportu p1, co w </w:t>
+      </w:r>
+      <w:r>
+        <w:rPr>
+          <w:rFonts w:ascii="Times New Roman" w:hAnsi="Times New Roman" w:cs="Times New Roman"/>
+        </w:rPr>
+        <w:lastRenderedPageBreak/>
+        <w:t>ostatecznym rozrachunku jest korzystniejsze dla zrównoważonej metryki. Wykorzystanie ciężarówki t1 do obsługi obu przesyłek na odcinku A-B pozwoliło na optymalne wykorzystanie zasobów naziemnych.</w:t>
+      </w:r>
+    </w:p>
+    <w:p>
+      <w:pPr>
         <w:pStyle w:val="Nagwek1"/>
-      </w:pPr>
-      <w:r>
+        <w:rPr>
+          <w:rFonts w:ascii="Times New Roman" w:hAnsi="Times New Roman" w:cs="Times New Roman"/>
+        </w:rPr>
+      </w:pPr>
+      <w:r>
+        <w:rPr>
+          <w:rFonts w:ascii="Times New Roman" w:hAnsi="Times New Roman" w:cs="Times New Roman"/>
+        </w:rPr>
         <w:t>Zadanie 2</w:t>
       </w:r>
     </w:p>
     <w:p>
       <w:pPr>
         <w:pStyle w:val="Nagwek2"/>
-      </w:pPr>
-      <w:r>
+        <w:rPr>
+          <w:rFonts w:ascii="Times New Roman" w:hAnsi="Times New Roman" w:cs="Times New Roman"/>
+        </w:rPr>
+      </w:pPr>
+      <w:r>
+        <w:rPr>
+          <w:rFonts w:ascii="Times New Roman" w:hAnsi="Times New Roman" w:cs="Times New Roman"/>
+        </w:rPr>
         <w:t>Rozwiązanie</w:t>
       </w:r>
     </w:p>
     <w:p>
-      <w:r>
+      <w:pPr>
+        <w:rPr>
+          <w:rFonts w:ascii="Times New Roman" w:hAnsi="Times New Roman" w:cs="Times New Roman"/>
+        </w:rPr>
+      </w:pPr>
+      <w:proofErr w:type="spellStart"/>
+      <w:proofErr w:type="gramStart"/>
+      <w:r>
+        <w:rPr>
+          <w:rFonts w:ascii="Times New Roman" w:hAnsi="Times New Roman" w:cs="Times New Roman"/>
+        </w:rPr>
         <w:t>domain.pddl</w:t>
       </w:r>
-    </w:p>
-    <w:p>
-      <w:r>
+      <w:proofErr w:type="spellEnd"/>
+      <w:proofErr w:type="gramEnd"/>
+    </w:p>
+    <w:p>
+      <w:pPr>
+        <w:rPr>
+          <w:rFonts w:ascii="Times New Roman" w:hAnsi="Times New Roman" w:cs="Times New Roman"/>
+        </w:rPr>
+      </w:pPr>
+      <w:r>
+        <w:rPr>
+          <w:rFonts w:ascii="Times New Roman" w:hAnsi="Times New Roman" w:cs="Times New Roman"/>
+          <w:noProof/>
+        </w:rPr>
         <w:drawing>
           <wp:inline distT="0" distB="0" distL="0" distR="0" wp14:anchorId="6304DF16" wp14:editId="4FF767CB">
             <wp:extent cx="5760720" cy="3992880"/>
@@ -595,7 +1270,7 @@
                     <pic:cNvPicPr/>
                   </pic:nvPicPr>
                   <pic:blipFill>
-                    <a:blip r:embed="rId7"/>
+                    <a:blip r:embed="rId12"/>
                     <a:stretch>
                       <a:fillRect/>
                     </a:stretch>
@@ -617,19 +1292,116 @@
       </w:r>
     </w:p>
     <w:p>
-      <w:r>
-        <w:t>Move wygląda tak samo jak w zadaniu 3. Clean wymaga, aby na początku pokój był brudny oraz nie czysty oraz robot musi być w pokoju, który ma posprzątać. Jako efekt tej akcji pokój nie jest brudny i jest już czysty.</w:t>
-      </w:r>
-    </w:p>
-    <w:p/>
-    <w:p>
-      <w:r>
+      <w:pPr>
+        <w:rPr>
+          <w:rFonts w:ascii="Times New Roman" w:hAnsi="Times New Roman" w:cs="Times New Roman"/>
+        </w:rPr>
+      </w:pPr>
+      <w:proofErr w:type="spellStart"/>
+      <w:r>
+        <w:rPr>
+          <w:rFonts w:ascii="Times New Roman" w:hAnsi="Times New Roman" w:cs="Times New Roman"/>
+        </w:rPr>
+        <w:t>Move</w:t>
+      </w:r>
+      <w:proofErr w:type="spellEnd"/>
+      <w:r>
+        <w:rPr>
+          <w:rFonts w:ascii="Times New Roman" w:hAnsi="Times New Roman" w:cs="Times New Roman"/>
+        </w:rPr>
+        <w:t xml:space="preserve"> wygląda tak samo jak w zadaniu 3. </w:t>
+      </w:r>
+      <w:proofErr w:type="spellStart"/>
+      <w:r>
+        <w:rPr>
+          <w:rFonts w:ascii="Times New Roman" w:hAnsi="Times New Roman" w:cs="Times New Roman"/>
+        </w:rPr>
+        <w:t>Clean</w:t>
+      </w:r>
+      <w:proofErr w:type="spellEnd"/>
+      <w:r>
+        <w:rPr>
+          <w:rFonts w:ascii="Times New Roman" w:hAnsi="Times New Roman" w:cs="Times New Roman"/>
+        </w:rPr>
+        <w:t xml:space="preserve"> wymaga, aby na początku pokój był brudny oraz nie czysty oraz robot musi być w pokoju, który ma posprzątać. Jako efekt tej akcji pokój nie jest brudny i jest już czysty.</w:t>
+      </w:r>
+    </w:p>
+    <w:p>
+      <w:pPr>
+        <w:rPr>
+          <w:rFonts w:ascii="Times New Roman" w:hAnsi="Times New Roman" w:cs="Times New Roman"/>
+        </w:rPr>
+      </w:pPr>
+    </w:p>
+    <w:p>
+      <w:pPr>
+        <w:rPr>
+          <w:rFonts w:ascii="Times New Roman" w:hAnsi="Times New Roman" w:cs="Times New Roman"/>
+        </w:rPr>
+      </w:pPr>
+    </w:p>
+    <w:p>
+      <w:pPr>
+        <w:rPr>
+          <w:rFonts w:ascii="Times New Roman" w:hAnsi="Times New Roman" w:cs="Times New Roman"/>
+        </w:rPr>
+      </w:pPr>
+    </w:p>
+    <w:p>
+      <w:pPr>
+        <w:rPr>
+          <w:rFonts w:ascii="Times New Roman" w:hAnsi="Times New Roman" w:cs="Times New Roman"/>
+        </w:rPr>
+      </w:pPr>
+    </w:p>
+    <w:p>
+      <w:pPr>
+        <w:rPr>
+          <w:rFonts w:ascii="Times New Roman" w:hAnsi="Times New Roman" w:cs="Times New Roman"/>
+        </w:rPr>
+      </w:pPr>
+    </w:p>
+    <w:p>
+      <w:pPr>
+        <w:rPr>
+          <w:rFonts w:ascii="Times New Roman" w:hAnsi="Times New Roman" w:cs="Times New Roman"/>
+        </w:rPr>
+      </w:pPr>
+    </w:p>
+    <w:p>
+      <w:pPr>
+        <w:rPr>
+          <w:rFonts w:ascii="Times New Roman" w:hAnsi="Times New Roman" w:cs="Times New Roman"/>
+        </w:rPr>
+      </w:pPr>
+    </w:p>
+    <w:p>
+      <w:pPr>
+        <w:rPr>
+          <w:rFonts w:ascii="Times New Roman" w:hAnsi="Times New Roman" w:cs="Times New Roman"/>
+        </w:rPr>
+      </w:pPr>
+      <w:proofErr w:type="spellStart"/>
+      <w:r>
+        <w:rPr>
+          <w:rFonts w:ascii="Times New Roman" w:hAnsi="Times New Roman" w:cs="Times New Roman"/>
+        </w:rPr>
+        <w:lastRenderedPageBreak/>
         <w:t>Problem.pddl</w:t>
       </w:r>
-    </w:p>
-    <w:p>
-      <w:r>
-        <w:lastRenderedPageBreak/>
+      <w:proofErr w:type="spellEnd"/>
+    </w:p>
+    <w:p>
+      <w:pPr>
+        <w:rPr>
+          <w:rFonts w:ascii="Times New Roman" w:hAnsi="Times New Roman" w:cs="Times New Roman"/>
+        </w:rPr>
+      </w:pPr>
+      <w:r>
+        <w:rPr>
+          <w:rFonts w:ascii="Times New Roman" w:hAnsi="Times New Roman" w:cs="Times New Roman"/>
+          <w:noProof/>
+        </w:rPr>
         <w:drawing>
           <wp:inline distT="0" distB="0" distL="0" distR="0" wp14:anchorId="310D65C7" wp14:editId="5525B86E">
             <wp:extent cx="5760720" cy="4361815"/>
@@ -646,7 +1418,7 @@
                     <pic:cNvPicPr/>
                   </pic:nvPicPr>
                   <pic:blipFill>
-                    <a:blip r:embed="rId8"/>
+                    <a:blip r:embed="rId13"/>
                     <a:stretch>
                       <a:fillRect/>
                     </a:stretch>
@@ -667,20 +1439,134 @@
         </w:drawing>
       </w:r>
     </w:p>
-    <w:p/>
-    <w:p>
-      <w:r>
+    <w:p>
+      <w:pPr>
+        <w:rPr>
+          <w:rFonts w:ascii="Times New Roman" w:hAnsi="Times New Roman" w:cs="Times New Roman"/>
+        </w:rPr>
+      </w:pPr>
+    </w:p>
+    <w:p>
+      <w:pPr>
+        <w:rPr>
+          <w:rFonts w:ascii="Times New Roman" w:hAnsi="Times New Roman" w:cs="Times New Roman"/>
+        </w:rPr>
+      </w:pPr>
+    </w:p>
+    <w:p>
+      <w:pPr>
+        <w:rPr>
+          <w:rFonts w:ascii="Times New Roman" w:hAnsi="Times New Roman" w:cs="Times New Roman"/>
+        </w:rPr>
+      </w:pPr>
+    </w:p>
+    <w:p>
+      <w:pPr>
+        <w:rPr>
+          <w:rFonts w:ascii="Times New Roman" w:hAnsi="Times New Roman" w:cs="Times New Roman"/>
+        </w:rPr>
+      </w:pPr>
+    </w:p>
+    <w:p>
+      <w:pPr>
+        <w:rPr>
+          <w:rFonts w:ascii="Times New Roman" w:hAnsi="Times New Roman" w:cs="Times New Roman"/>
+        </w:rPr>
+      </w:pPr>
+    </w:p>
+    <w:p>
+      <w:pPr>
+        <w:rPr>
+          <w:rFonts w:ascii="Times New Roman" w:hAnsi="Times New Roman" w:cs="Times New Roman"/>
+        </w:rPr>
+      </w:pPr>
+    </w:p>
+    <w:p>
+      <w:pPr>
+        <w:rPr>
+          <w:rFonts w:ascii="Times New Roman" w:hAnsi="Times New Roman" w:cs="Times New Roman"/>
+        </w:rPr>
+      </w:pPr>
+    </w:p>
+    <w:p>
+      <w:pPr>
+        <w:rPr>
+          <w:rFonts w:ascii="Times New Roman" w:hAnsi="Times New Roman" w:cs="Times New Roman"/>
+        </w:rPr>
+      </w:pPr>
+    </w:p>
+    <w:p>
+      <w:pPr>
+        <w:rPr>
+          <w:rFonts w:ascii="Times New Roman" w:hAnsi="Times New Roman" w:cs="Times New Roman"/>
+        </w:rPr>
+      </w:pPr>
+    </w:p>
+    <w:p>
+      <w:pPr>
+        <w:rPr>
+          <w:rFonts w:ascii="Times New Roman" w:hAnsi="Times New Roman" w:cs="Times New Roman"/>
+        </w:rPr>
+      </w:pPr>
+    </w:p>
+    <w:p>
+      <w:pPr>
+        <w:rPr>
+          <w:rFonts w:ascii="Times New Roman" w:hAnsi="Times New Roman" w:cs="Times New Roman"/>
+        </w:rPr>
+      </w:pPr>
+    </w:p>
+    <w:p>
+      <w:pPr>
+        <w:rPr>
+          <w:rFonts w:ascii="Times New Roman" w:hAnsi="Times New Roman" w:cs="Times New Roman"/>
+        </w:rPr>
+      </w:pPr>
+    </w:p>
+    <w:p>
+      <w:pPr>
+        <w:rPr>
+          <w:rFonts w:ascii="Times New Roman" w:hAnsi="Times New Roman" w:cs="Times New Roman"/>
+        </w:rPr>
+      </w:pPr>
+    </w:p>
+    <w:p>
+      <w:pPr>
+        <w:rPr>
+          <w:rFonts w:ascii="Times New Roman" w:hAnsi="Times New Roman" w:cs="Times New Roman"/>
+        </w:rPr>
+      </w:pPr>
+      <w:r>
+        <w:rPr>
+          <w:rFonts w:ascii="Times New Roman" w:hAnsi="Times New Roman" w:cs="Times New Roman"/>
+        </w:rPr>
+        <w:lastRenderedPageBreak/>
         <w:t>P</w:t>
       </w:r>
       <w:r>
+        <w:rPr>
+          <w:rFonts w:ascii="Times New Roman" w:hAnsi="Times New Roman" w:cs="Times New Roman"/>
+        </w:rPr>
         <w:t>lan</w:t>
       </w:r>
       <w:r>
+        <w:rPr>
+          <w:rFonts w:ascii="Times New Roman" w:hAnsi="Times New Roman" w:cs="Times New Roman"/>
+        </w:rPr>
         <w:t>:</w:t>
       </w:r>
     </w:p>
     <w:p>
-      <w:r>
+      <w:pPr>
+        <w:rPr>
+          <w:rFonts w:ascii="Times New Roman" w:hAnsi="Times New Roman" w:cs="Times New Roman"/>
+        </w:rPr>
+      </w:pPr>
+      <w:r>
+        <w:rPr>
+          <w:rFonts w:ascii="Times New Roman" w:hAnsi="Times New Roman" w:cs="Times New Roman"/>
+          <w:noProof/>
+        </w:rPr>
         <w:drawing>
           <wp:inline distT="0" distB="0" distL="0" distR="0" wp14:anchorId="233E1C81" wp14:editId="2A643419">
             <wp:extent cx="5760720" cy="3564890"/>
@@ -697,7 +1583,7 @@
                     <pic:cNvPicPr/>
                   </pic:nvPicPr>
                   <pic:blipFill>
-                    <a:blip r:embed="rId9"/>
+                    <a:blip r:embed="rId14"/>
                     <a:stretch>
                       <a:fillRect/>
                     </a:stretch>
@@ -721,37 +1607,162 @@
     <w:p>
       <w:pPr>
         <w:pStyle w:val="Nagwek2"/>
-      </w:pPr>
-      <w:r>
+        <w:rPr>
+          <w:rFonts w:ascii="Times New Roman" w:hAnsi="Times New Roman" w:cs="Times New Roman"/>
+        </w:rPr>
+      </w:pPr>
+      <w:r>
+        <w:rPr>
+          <w:rFonts w:ascii="Times New Roman" w:hAnsi="Times New Roman" w:cs="Times New Roman"/>
+        </w:rPr>
+        <w:t>Analiza</w:t>
+      </w:r>
+    </w:p>
+    <w:p>
+      <w:pPr>
+        <w:rPr>
+          <w:rFonts w:ascii="Times New Roman" w:hAnsi="Times New Roman" w:cs="Times New Roman"/>
+        </w:rPr>
+      </w:pPr>
+      <w:r>
+        <w:rPr>
+          <w:rFonts w:ascii="Times New Roman" w:hAnsi="Times New Roman" w:cs="Times New Roman"/>
+        </w:rPr>
+        <w:t xml:space="preserve">Rozwiązanie robota jest optymalne, wykonuje minimalną liczbę ruchów. Najpierw czyści </w:t>
+      </w:r>
+      <w:proofErr w:type="gramStart"/>
+      <w:r>
+        <w:rPr>
+          <w:rFonts w:ascii="Times New Roman" w:hAnsi="Times New Roman" w:cs="Times New Roman"/>
+        </w:rPr>
+        <w:t>pokój</w:t>
+      </w:r>
+      <w:proofErr w:type="gramEnd"/>
+      <w:r>
+        <w:rPr>
+          <w:rFonts w:ascii="Times New Roman" w:hAnsi="Times New Roman" w:cs="Times New Roman"/>
+        </w:rPr>
+        <w:t xml:space="preserve"> w którym się znajduję, następnie porusza się do kolejnych brudnych pokoi, czyści je i w momencie, w którym nie ma już brudnych pokoi, kończy działanie. </w:t>
+      </w:r>
+    </w:p>
+    <w:p>
+      <w:pPr>
+        <w:rPr>
+          <w:rFonts w:ascii="Times New Roman" w:hAnsi="Times New Roman" w:cs="Times New Roman"/>
+        </w:rPr>
+      </w:pPr>
+    </w:p>
+    <w:p>
+      <w:pPr>
+        <w:rPr>
+          <w:rFonts w:ascii="Times New Roman" w:hAnsi="Times New Roman" w:cs="Times New Roman"/>
+        </w:rPr>
+      </w:pPr>
+    </w:p>
+    <w:p>
+      <w:pPr>
+        <w:rPr>
+          <w:rFonts w:ascii="Times New Roman" w:hAnsi="Times New Roman" w:cs="Times New Roman"/>
+        </w:rPr>
+      </w:pPr>
+    </w:p>
+    <w:p>
+      <w:pPr>
+        <w:rPr>
+          <w:rFonts w:ascii="Times New Roman" w:hAnsi="Times New Roman" w:cs="Times New Roman"/>
+        </w:rPr>
+      </w:pPr>
+    </w:p>
+    <w:p>
+      <w:pPr>
+        <w:rPr>
+          <w:rFonts w:ascii="Times New Roman" w:hAnsi="Times New Roman" w:cs="Times New Roman"/>
+        </w:rPr>
+      </w:pPr>
+    </w:p>
+    <w:p>
+      <w:pPr>
+        <w:rPr>
+          <w:rFonts w:ascii="Times New Roman" w:hAnsi="Times New Roman" w:cs="Times New Roman"/>
+        </w:rPr>
+      </w:pPr>
+    </w:p>
+    <w:p>
+      <w:pPr>
+        <w:rPr>
+          <w:rFonts w:ascii="Times New Roman" w:hAnsi="Times New Roman" w:cs="Times New Roman"/>
+        </w:rPr>
+      </w:pPr>
+    </w:p>
+    <w:p>
+      <w:pPr>
+        <w:rPr>
+          <w:rFonts w:ascii="Times New Roman" w:hAnsi="Times New Roman" w:cs="Times New Roman"/>
+        </w:rPr>
+      </w:pPr>
+    </w:p>
+    <w:p>
+      <w:pPr>
+        <w:rPr>
+          <w:rFonts w:ascii="Times New Roman" w:hAnsi="Times New Roman" w:cs="Times New Roman"/>
+        </w:rPr>
+      </w:pPr>
+    </w:p>
+    <w:p>
+      <w:pPr>
+        <w:rPr>
+          <w:rFonts w:ascii="Times New Roman" w:hAnsi="Times New Roman" w:cs="Times New Roman"/>
+        </w:rPr>
+      </w:pPr>
+    </w:p>
+    <w:p>
+      <w:pPr>
+        <w:rPr>
+          <w:rFonts w:ascii="Times New Roman" w:hAnsi="Times New Roman" w:cs="Times New Roman"/>
+        </w:rPr>
+      </w:pPr>
+    </w:p>
+    <w:p>
+      <w:pPr>
+        <w:pStyle w:val="Nagwek1"/>
+        <w:rPr>
+          <w:rFonts w:ascii="Times New Roman" w:hAnsi="Times New Roman" w:cs="Times New Roman"/>
+        </w:rPr>
+      </w:pPr>
+      <w:r>
+        <w:rPr>
+          <w:rFonts w:ascii="Times New Roman" w:hAnsi="Times New Roman" w:cs="Times New Roman"/>
+        </w:rPr>
         <w:lastRenderedPageBreak/>
-        <w:t>Analiza</w:t>
-      </w:r>
-    </w:p>
-    <w:p>
-      <w:r>
-        <w:t xml:space="preserve">Rozwiązanie robota jest optymalne, wykonuje minimalną liczbę ruchów. Najpierw czyści pokój w którym się znajduję, następnie porusza się do kolejnych brudnych pokoi, czyści je i w momencie, w którym nie ma już brudnych pokoi, kończy działanie. </w:t>
-      </w:r>
-    </w:p>
-    <w:p>
-      <w:pPr>
-        <w:pStyle w:val="Nagwek1"/>
-      </w:pPr>
-      <w:r>
         <w:t>Zadanie 3</w:t>
       </w:r>
     </w:p>
     <w:p>
-      <w:r>
+      <w:pPr>
+        <w:rPr>
+          <w:rFonts w:ascii="Times New Roman" w:hAnsi="Times New Roman" w:cs="Times New Roman"/>
+        </w:rPr>
+      </w:pPr>
+      <w:r>
+        <w:rPr>
+          <w:rFonts w:ascii="Times New Roman" w:hAnsi="Times New Roman" w:cs="Times New Roman"/>
+        </w:rPr>
         <w:t>Uruchomienie planu:</w:t>
       </w:r>
     </w:p>
     <w:p>
-      <w:r>
-        <w:rPr>
+      <w:pPr>
+        <w:rPr>
+          <w:rFonts w:ascii="Times New Roman" w:hAnsi="Times New Roman" w:cs="Times New Roman"/>
+        </w:rPr>
+      </w:pPr>
+      <w:r>
+        <w:rPr>
+          <w:rFonts w:ascii="Times New Roman" w:hAnsi="Times New Roman" w:cs="Times New Roman"/>
           <w:noProof/>
         </w:rPr>
         <w:drawing>
-          <wp:inline distT="0" distB="0" distL="0" distR="0" wp14:anchorId="4E733206" wp14:editId="4002A8CF">
+          <wp:inline distT="0" distB="0" distL="0" distR="0" wp14:anchorId="4E733206" wp14:editId="333E89EA">
             <wp:extent cx="5754370" cy="4288155"/>
             <wp:effectExtent l="0" t="0" r="0" b="0"/>
             <wp:docPr id="1128450696" name="Obraz 3"/>
@@ -768,7 +1779,7 @@
                     </pic:cNvPicPr>
                   </pic:nvPicPr>
                   <pic:blipFill>
-                    <a:blip r:embed="rId10" cstate="print">
+                    <a:blip r:embed="rId15" cstate="print">
                       <a:extLst>
                         <a:ext uri="{28A0092B-C50C-407E-A947-70E740481C1C}">
                           <a14:useLocalDpi xmlns:a14="http://schemas.microsoft.com/office/drawing/2010/main" val="0"/>
@@ -803,31 +1814,139 @@
     <w:p>
       <w:pPr>
         <w:pStyle w:val="Nagwek2"/>
-      </w:pPr>
-      <w:r>
+        <w:rPr>
+          <w:rFonts w:ascii="Times New Roman" w:hAnsi="Times New Roman" w:cs="Times New Roman"/>
+        </w:rPr>
+      </w:pPr>
+      <w:r>
+        <w:rPr>
+          <w:rFonts w:ascii="Times New Roman" w:hAnsi="Times New Roman" w:cs="Times New Roman"/>
+        </w:rPr>
         <w:t>Opis zadania:</w:t>
       </w:r>
     </w:p>
     <w:p>
-      <w:r>
-        <w:t xml:space="preserve">Model Pddl rozwiązuje problem z robotem, pokojami oraz piłkami. Robot ma 2 ramiona, wszystkie piłki są w pierwszym pokoju i celem robota jest przeniesienie wszystkich piłek do drugiego pokoju. Robot może robić takie czynności jak move, pick-up, put-down. Ramię ma stany arm-empty, robot ma stan at, a piłki inroom. </w:t>
+      <w:pPr>
+        <w:rPr>
+          <w:rFonts w:ascii="Times New Roman" w:hAnsi="Times New Roman" w:cs="Times New Roman"/>
+        </w:rPr>
+      </w:pPr>
+      <w:r>
+        <w:rPr>
+          <w:rFonts w:ascii="Times New Roman" w:hAnsi="Times New Roman" w:cs="Times New Roman"/>
+        </w:rPr>
+        <w:t xml:space="preserve">Model </w:t>
+      </w:r>
+      <w:proofErr w:type="spellStart"/>
+      <w:r>
+        <w:rPr>
+          <w:rFonts w:ascii="Times New Roman" w:hAnsi="Times New Roman" w:cs="Times New Roman"/>
+        </w:rPr>
+        <w:t>Pddl</w:t>
+      </w:r>
+      <w:proofErr w:type="spellEnd"/>
+      <w:r>
+        <w:rPr>
+          <w:rFonts w:ascii="Times New Roman" w:hAnsi="Times New Roman" w:cs="Times New Roman"/>
+        </w:rPr>
+        <w:t xml:space="preserve"> rozwiązuje problem z robotem, pokojami oraz piłkami. Robot ma 2 ramiona, wszystkie piłki są w pierwszym pokoju i celem robota jest przeniesienie wszystkich piłek do drugiego pokoju. Robot może robić takie czynności jak </w:t>
+      </w:r>
+      <w:proofErr w:type="spellStart"/>
+      <w:r>
+        <w:rPr>
+          <w:rFonts w:ascii="Times New Roman" w:hAnsi="Times New Roman" w:cs="Times New Roman"/>
+        </w:rPr>
+        <w:t>move</w:t>
+      </w:r>
+      <w:proofErr w:type="spellEnd"/>
+      <w:r>
+        <w:rPr>
+          <w:rFonts w:ascii="Times New Roman" w:hAnsi="Times New Roman" w:cs="Times New Roman"/>
+        </w:rPr>
+        <w:t xml:space="preserve">, pick-up, </w:t>
+      </w:r>
+      <w:proofErr w:type="spellStart"/>
+      <w:r>
+        <w:rPr>
+          <w:rFonts w:ascii="Times New Roman" w:hAnsi="Times New Roman" w:cs="Times New Roman"/>
+        </w:rPr>
+        <w:t>put</w:t>
+      </w:r>
+      <w:proofErr w:type="spellEnd"/>
+      <w:r>
+        <w:rPr>
+          <w:rFonts w:ascii="Times New Roman" w:hAnsi="Times New Roman" w:cs="Times New Roman"/>
+        </w:rPr>
+        <w:t xml:space="preserve">-down. Ramię ma stany </w:t>
+      </w:r>
+      <w:proofErr w:type="spellStart"/>
+      <w:r>
+        <w:rPr>
+          <w:rFonts w:ascii="Times New Roman" w:hAnsi="Times New Roman" w:cs="Times New Roman"/>
+        </w:rPr>
+        <w:t>arm-empty</w:t>
+      </w:r>
+      <w:proofErr w:type="spellEnd"/>
+      <w:r>
+        <w:rPr>
+          <w:rFonts w:ascii="Times New Roman" w:hAnsi="Times New Roman" w:cs="Times New Roman"/>
+        </w:rPr>
+        <w:t xml:space="preserve">, robot ma stan </w:t>
+      </w:r>
+      <w:proofErr w:type="spellStart"/>
+      <w:r>
+        <w:rPr>
+          <w:rFonts w:ascii="Times New Roman" w:hAnsi="Times New Roman" w:cs="Times New Roman"/>
+        </w:rPr>
+        <w:t>at</w:t>
+      </w:r>
+      <w:proofErr w:type="spellEnd"/>
+      <w:r>
+        <w:rPr>
+          <w:rFonts w:ascii="Times New Roman" w:hAnsi="Times New Roman" w:cs="Times New Roman"/>
+        </w:rPr>
+        <w:t xml:space="preserve">, a piłki </w:t>
+      </w:r>
+      <w:proofErr w:type="spellStart"/>
+      <w:r>
+        <w:rPr>
+          <w:rFonts w:ascii="Times New Roman" w:hAnsi="Times New Roman" w:cs="Times New Roman"/>
+        </w:rPr>
+        <w:t>inroom</w:t>
+      </w:r>
+      <w:proofErr w:type="spellEnd"/>
+      <w:r>
+        <w:rPr>
+          <w:rFonts w:ascii="Times New Roman" w:hAnsi="Times New Roman" w:cs="Times New Roman"/>
+        </w:rPr>
+        <w:t xml:space="preserve">. </w:t>
       </w:r>
     </w:p>
     <w:p>
       <w:pPr>
         <w:pStyle w:val="Nagwek2"/>
-      </w:pPr>
-      <w:r>
+        <w:rPr>
+          <w:rFonts w:ascii="Times New Roman" w:hAnsi="Times New Roman" w:cs="Times New Roman"/>
+        </w:rPr>
+      </w:pPr>
+      <w:r>
+        <w:rPr>
+          <w:rFonts w:ascii="Times New Roman" w:hAnsi="Times New Roman" w:cs="Times New Roman"/>
+        </w:rPr>
         <w:t>Analiza</w:t>
       </w:r>
     </w:p>
     <w:p>
-      <w:r>
-        <w:t xml:space="preserve">Analizując wygenerowany plan, można stwierdzić, że jest on optymalny pod kątem liczby ruchów między pokojami. Robot w pełni wykorzystuje swoje możliwości, podnosząc za każdym razem dwie piłki przed zmianą pokoju. W pierwszej fazie pobiera ball1 oraz ball2, przemieszcza się do room2 i tam je zostawia. Ponieważ w punkcie startowym pozostały </w:t>
-      </w:r>
-      <w:r>
-        <w:lastRenderedPageBreak/>
-        <w:t>jeszcze dwa obiekty, robot wykonuje niezbędny powrót do room1. Druga faza planu to powtórzenie operacji dla ball3 i ball4. Całość kończy się w jedenastu krokach, co jest najkrótszą możliwą ścieżką przy założeniu, że robot posiada tylko dwa ramiona i musi przenieść cztery elementy. Plan logicznie realizuje postawiony cel, zachowując spójność stanów początkowych i końcowych.</w:t>
+      <w:pPr>
+        <w:rPr>
+          <w:rFonts w:ascii="Times New Roman" w:hAnsi="Times New Roman" w:cs="Times New Roman"/>
+        </w:rPr>
+      </w:pPr>
+      <w:r>
+        <w:rPr>
+          <w:rFonts w:ascii="Times New Roman" w:hAnsi="Times New Roman" w:cs="Times New Roman"/>
+        </w:rPr>
+        <w:t>Analizując wygenerowany plan, można stwierdzić, że jest on optymalny pod kątem liczby ruchów między pokojami. Robot w pełni wykorzystuje swoje możliwości, podnosząc za każdym razem dwie piłki przed zmianą pokoju. W pierwszej fazie pobiera ball1 oraz ball2, przemieszcza się do room2 i tam je zostawia. Ponieważ w punkcie startowym pozostały jeszcze dwa obiekty, robot wykonuje niezbędny powrót do room1. Druga faza planu to powtórzenie operacji dla ball3 i ball4. Całość kończy się w jedenastu krokach, co jest najkrótszą możliwą ścieżką przy założeniu, że robot posiada tylko dwa ramiona i musi przenieść cztery elementy. Plan logicznie realizuje postawiony cel, zachowując spójność stanów początkowych i końcowych.</w:t>
       </w:r>
     </w:p>
     <w:sectPr>
@@ -1845,7 +2964,6 @@
   <w:style w:type="character" w:default="1" w:styleId="Domylnaczcionkaakapitu">
     <w:name w:val="Default Paragraph Font"/>
     <w:uiPriority w:val="1"/>
-    <w:semiHidden/>
     <w:unhideWhenUsed/>
   </w:style>
   <w:style w:type="table" w:default="1" w:styleId="Standardowy">
